--- a/Agenda+Notulen/notulen en agenda P4P-project 24-04-2012.docx
+++ b/Agenda+Notulen/notulen en agenda P4P-project 24-04-2012.docx
@@ -491,33 +491,8 @@
           <w:b/>
           <w:sz w:val="18"/>
         </w:rPr>
-        <w:t xml:space="preserve">P4P project </w:t>
+        <w:t>P4P project Tourist App</w:t>
       </w:r>
-      <w:proofErr w:type="spellStart"/>
-      <w:r>
-        <w:rPr>
-          <w:b/>
-          <w:sz w:val="18"/>
-        </w:rPr>
-        <w:t>Tourist</w:t>
-      </w:r>
-      <w:proofErr w:type="spellEnd"/>
-      <w:r>
-        <w:rPr>
-          <w:b/>
-          <w:sz w:val="18"/>
-        </w:rPr>
-        <w:t xml:space="preserve"> </w:t>
-      </w:r>
-      <w:proofErr w:type="spellStart"/>
-      <w:r>
-        <w:rPr>
-          <w:b/>
-          <w:sz w:val="18"/>
-        </w:rPr>
-        <w:t>App</w:t>
-      </w:r>
-      <w:proofErr w:type="spellEnd"/>
       <w:r>
         <w:rPr>
           <w:b/>
@@ -830,8 +805,6 @@
         </w:rPr>
         <w:t>Deze waren prima.</w:t>
       </w:r>
-      <w:bookmarkStart w:id="0" w:name="_GoBack"/>
-      <w:bookmarkEnd w:id="0"/>
     </w:p>
     <w:p>
       <w:pPr>
@@ -865,47 +838,12 @@
         <w:jc w:val="both"/>
         <w:rPr>
           <w:rFonts w:ascii="Arial" w:hAnsi="Arial" w:cs="Arial"/>
-          <w:sz w:val="20"/>
-        </w:rPr>
-      </w:pPr>
-      <w:proofErr w:type="spellStart"/>
-      <w:r>
-        <w:rPr>
-          <w:rFonts w:ascii="Arial" w:hAnsi="Arial" w:cs="Arial"/>
-          <w:sz w:val="20"/>
-        </w:rPr>
-        <w:t>Frederik</w:t>
-      </w:r>
-      <w:proofErr w:type="spellEnd"/>
-      <w:r>
-        <w:rPr>
-          <w:rFonts w:ascii="Arial" w:hAnsi="Arial" w:cs="Arial"/>
-          <w:sz w:val="20"/>
-        </w:rPr>
-        <w:t xml:space="preserve"> aanspreken</w:t>
-      </w:r>
-      <w:r>
-        <w:rPr>
-          <w:rFonts w:ascii="Arial" w:hAnsi="Arial" w:cs="Arial"/>
-          <w:sz w:val="20"/>
-        </w:rPr>
-        <w:t xml:space="preserve"> op langdurende antwoorden op onze vragen</w:t>
-      </w:r>
-    </w:p>
-    <w:p>
-      <w:pPr>
-        <w:pStyle w:val="Lijstalinea"/>
-        <w:numPr>
-          <w:ilvl w:val="0"/>
-          <w:numId w:val="41"/>
-        </w:numPr>
-        <w:jc w:val="both"/>
-        <w:rPr>
-          <w:rFonts w:ascii="Arial" w:hAnsi="Arial" w:cs="Arial"/>
           <w:b/>
           <w:sz w:val="20"/>
         </w:rPr>
       </w:pPr>
+      <w:bookmarkStart w:id="0" w:name="_GoBack"/>
+      <w:bookmarkEnd w:id="0"/>
       <w:r>
         <w:rPr>
           <w:rFonts w:ascii="Arial" w:hAnsi="Arial" w:cs="Arial"/>
@@ -986,23 +924,7 @@
           <w:rFonts w:ascii="Arial" w:hAnsi="Arial" w:cs="Arial"/>
           <w:sz w:val="20"/>
         </w:rPr>
-        <w:t xml:space="preserve">Besef dat de globale planning 2,5 week is, omdat er een </w:t>
-      </w:r>
-      <w:proofErr w:type="spellStart"/>
-      <w:r>
-        <w:rPr>
-          <w:rFonts w:ascii="Arial" w:hAnsi="Arial" w:cs="Arial"/>
-          <w:sz w:val="20"/>
-        </w:rPr>
-        <w:t>hemelvaartsweekend</w:t>
-      </w:r>
-      <w:proofErr w:type="spellEnd"/>
-      <w:r>
-        <w:rPr>
-          <w:rFonts w:ascii="Arial" w:hAnsi="Arial" w:cs="Arial"/>
-          <w:sz w:val="20"/>
-        </w:rPr>
-        <w:t xml:space="preserve"> is.</w:t>
+        <w:t>Besef dat de globale planning 2,5 week is, omdat er een hemelvaartsweekend is.</w:t>
       </w:r>
     </w:p>
     <w:p>
